--- a/apps/legal-docs-blueprints/templates/inversiones/cesion_creditos/cestion_creditos_mujer.docx
+++ b/apps/legal-docs-blueprints/templates/inversiones/cesion_creditos/cestion_creditos_mujer.docx
@@ -406,7 +406,7 @@
           <w:sz w:val="20"/>
           <w:szCs w:val="20"/>
         </w:rPr>
-        <w:t>, calidad que acredito con el Acta Notarial que contiene mi nombramiento, autorizada en esta ciudad el día seis de octubre de dos mil veintitrés, por el Notario Arturo Alberto Arroyo Monahan acta que se encuentra inscrita en el Registro Mercantil General de la República al número de Registro: setecientos quince mil quinientos sesenta y dos (715562) Folio: novecientos noventa y siete (997); Libro: ochocientos veintidós (822) de Auxiliares de Comercio (en adelante, la "Cedente");</w:t>
+        <w:t xml:space="preserve">, calidad que acredito con el Acta Notarial que contiene mi nombramiento, autorizada en esta ciudad el día veintiuno de septiembre de dos mil veintiséis, por el Notario Arturo Alberto Arroyo Monahan acta que se encuentra inscrita en el Registro Mercantil General de la República al número de Registro: ochocientos sesenta mil ciento ochenta y siete (860187) Folio: doscientos dos (202); Libro: ochocientos sesenta y siete (867) de Auxiliares de Comercio (en adelante, la "Cedente");</w:t>
       </w:r>
     </w:p>
     <w:p>
